--- a/test_data/smlouva17_anon.docx
+++ b/test_data/smlouva17_anon.docx
@@ -120,9 +120,9 @@
         <w:br/>
         <w:t>Číslo [[ID_CARD_1]], platný do [[DATE_4]], vydal ÚMČ Brno-střed</w:t>
         <w:br/>
-        <w:t>Řidičský průkaz: Sk. B, C, číslo [[DRIVER_LICENSE_1]], platný do [[DATE_5]]</w:t>
+        <w:t>Řidičský průkaz: Sk. B, C, číslo ŘP[[PHONE_2]], platný do [[DATE_5]]</w:t>
         <w:br/>
-        <w:t>Telefon: +420 724 567 890</w:t>
+        <w:t>[[PHONE_3]]</w:t>
         <w:br/>
         <w:t>Email: [[EMAIL_2]]</w:t>
         <w:br/>
@@ -163,7 +163,7 @@
         <w:br/>
         <w:t>[[ADDRESS_2]]</w:t>
         <w:br/>
-        <w:t>[[PHONE_2]]</w:t>
+        <w:t>[[PHONE_4]]</w:t>
         <w:br/>
         <w:t>Email: [[EMAIL_3]]</w:t>
       </w:r>
@@ -203,9 +203,9 @@
       <w:r>
         <w:t>Rodiče klienta:</w:t>
         <w:br/>
-        <w:t>Otec: [[PERSON_7]], [[BIRTH_ID_5]], [[PHONE_3]]</w:t>
+        <w:t>Otec: [[PERSON_7]], [[BIRTH_ID_5]], [[PHONE_5]]</w:t>
         <w:br/>
-        <w:t>Matka: [[PERSON_6]], roz. Dvořáková, [[BIRTH_ID_6]], [[PHONE_4]]</w:t>
+        <w:t>Matka: [[PERSON_6]], roz. Dvořáková, [[BIRTH_ID_6]], [[PHONE_6]]</w:t>
         <w:br/>
         <w:t>Adresa rodičů: [[ADDRESS_4]]</w:t>
       </w:r>
@@ -1144,7 +1144,7 @@
         </w:numPr>
       </w:pPr>
       <w:r>
-        <w:t>Zdravotní pojišťovna: VZP (111), [[BIRTH_ID_7]]</w:t>
+        <w:t>Zdravotní pojišťovna: VZP (111), [[BIRTH_ID_1]]</w:t>
       </w:r>
     </w:p>
     <w:p>
@@ -2381,7 +2381,7 @@
         </w:numPr>
       </w:pPr>
       <w:r>
-        <w:t>Dvoufázové ověření: SMS na[[PHONE_5]]</w:t>
+        <w:t>Dvoufázové ověření: SMS na[[PHONE_3]]</w:t>
       </w:r>
     </w:p>
     <w:p>
@@ -2908,7 +2908,7 @@
         </w:numPr>
       </w:pPr>
       <w:r>
-        <w:t>Mobilní [[PHONE_5]] (hlavní)</w:t>
+        <w:t>Mobilní [[PHONE_3]] (hlavní)</w:t>
       </w:r>
     </w:p>
     <w:p>
@@ -2919,7 +2919,7 @@
         </w:numPr>
       </w:pPr>
       <w:r>
-        <w:t>Záložní [[PHONE_6]]</w:t>
+        <w:t>Záložní [[PHONE_7]]</w:t>
       </w:r>
     </w:p>
     <w:p>
@@ -2963,7 +2963,7 @@
         </w:numPr>
       </w:pPr>
       <w:r>
-        <w:t>WhatsApp[[PHONE_5]]</w:t>
+        <w:t>WhatsApp[[PHONE_3]]</w:t>
       </w:r>
     </w:p>
     <w:p>
@@ -2974,7 +2974,7 @@
         </w:numPr>
       </w:pPr>
       <w:r>
-        <w:t>Signal[[PHONE_5]] (preferováno pro citlivou komunikaci)</w:t>
+        <w:t>Signal[[PHONE_3]] (preferováno pro citlivou komunikaci)</w:t>
       </w:r>
     </w:p>
     <w:p>
@@ -3124,7 +3124,14 @@
         </w:numPr>
       </w:pPr>
       <w:r>
-        <w:t>Variabilní symbol: [[BIRTH_ID_7]] (RČ klienta)</w:t>
+        <w:rPr>
+          <w:b/>
+          <w:bCs/>
+        </w:rPr>
+        <w:t>Variabilní symbol:</w:t>
+      </w:r>
+      <w:r>
+        <w:t xml:space="preserve"> 8508121234 (RČ klienta)</w:t>
       </w:r>
     </w:p>
     <w:p>
@@ -3748,7 +3755,7 @@
         </w:numPr>
       </w:pPr>
       <w:r>
-        <w:t>[[PHONE_7]]</w:t>
+        <w:t>[[PHONE_8]]</w:t>
       </w:r>
     </w:p>
     <w:p>

--- a/test_data/smlouva17_anon.docx
+++ b/test_data/smlouva17_anon.docx
@@ -81,7 +81,7 @@
       <w:r>
         <w:t>POSKYTOVATEL:</w:t>
         <w:br/>
-        <w:t>Centrum komplexní péče Praha s.r.o.</w:t>
+        <w:t>Centrum komplexní péče [[ADDRESS_2]] s.r.o.</w:t>
         <w:br/>
         <w:t>[[ICO_1]]</w:t>
         <w:br/>
@@ -114,15 +114,15 @@
         <w:br/>
         <w:t>Státní občanství: ČR</w:t>
         <w:br/>
-        <w:t>[[ADDRESS_2]]</w:t>
+        <w:t>[[ADDRESS_3]]</w:t>
         <w:br/>
-        <w:t>Přechodný pobyt: [[ADDRESS_3]] - Vinohrady (od [[DATE_3]])</w:t>
+        <w:t>Přechodný pobyt: [[ADDRESS_4]] (od [[DATE_3]])</w:t>
         <w:br/>
-        <w:t>Číslo [[ID_CARD_1]], platný do [[DATE_4]], vydal ÚMČ Brno-střed</w:t>
+        <w:t>Číslo [[ID_CARD_1]], platný do [[DATE_4]], vydal ÚMČ [[ADDRESS_5]]</w:t>
         <w:br/>
-        <w:t>Řidičský průkaz: Sk. B, C, číslo [[DRIVER_LICENSE_1]], platný do [[DATE_5]]</w:t>
+        <w:t>Řidičský průkaz: Sk. B, C, číslo ŘP[[PHONE_2]], platný do [[DATE_5]]</w:t>
         <w:br/>
-        <w:t>Telefon: +420 724 567 890</w:t>
+        <w:t>[[PHONE_3]]</w:t>
         <w:br/>
         <w:t>Email: [[EMAIL_2]]</w:t>
         <w:br/>
@@ -161,9 +161,9 @@
         <w:br/>
         <w:t>[[BIRTH_ID_2]]</w:t>
         <w:br/>
-        <w:t>[[ADDRESS_2]]</w:t>
+        <w:t>[[ADDRESS_3]]</w:t>
         <w:br/>
-        <w:t>[[PHONE_2]]</w:t>
+        <w:t>[[PHONE_4]]</w:t>
         <w:br/>
         <w:t>Email: [[EMAIL_3]]</w:t>
       </w:r>
@@ -203,11 +203,11 @@
       <w:r>
         <w:t>Rodiče klienta:</w:t>
         <w:br/>
-        <w:t>Otec: [[PERSON_7]], [[BIRTH_ID_5]], [[PHONE_3]]</w:t>
+        <w:t>Otec: [[PERSON_7]], [[BIRTH_ID_5]], [[PHONE_5]]</w:t>
         <w:br/>
-        <w:t>Matka: [[PERSON_6]], roz. Dvořáková, [[BIRTH_ID_6]], [[PHONE_4]]</w:t>
+        <w:t>Matka: [[PERSON_6]], roz. Dvořáková, [[BIRTH_ID_6]], [[PHONE_6]]</w:t>
         <w:br/>
-        <w:t>Adresa rodičů: [[ADDRESS_4]]</w:t>
+        <w:t>Adresa rodičů: [[ADDRESS_6]]</w:t>
       </w:r>
     </w:p>
     <w:p>
@@ -324,7 +324,7 @@
         </w:numPr>
       </w:pPr>
       <w:r>
-        <w:t>Primární: Centrum komplexní péče, Wenceslausovo nám. 1234/56, Praha 1</w:t>
+        <w:t>Primární: Centrum komplexní péče, Wenceslausovo nám. 1234/56, [[ADDRESS_7]]</w:t>
       </w:r>
     </w:p>
     <w:p>
@@ -335,7 +335,7 @@
         </w:numPr>
       </w:pPr>
       <w:r>
-        <w:t>Sekundární: Domácí péče na adrese klienta ([[ADDRESS_5]])</w:t>
+        <w:t>Sekundární: Domácí péče na adrese klienta ([[ADDRESS_8]])</w:t>
       </w:r>
     </w:p>
     <w:p>
@@ -346,7 +346,7 @@
         </w:numPr>
       </w:pPr>
       <w:r>
-        <w:t>Terciární: Rehabilitační zařízení, [[ADDRESS_6]]</w:t>
+        <w:t>Terciární: Rehabilitační zařízení, [[ADDRESS_9]]</w:t>
       </w:r>
     </w:p>
     <w:p>
@@ -492,8 +492,7 @@
         </w:numPr>
       </w:pPr>
       <w:r>
-        <w:lastRenderedPageBreak/>
-        <w:t>2015: Apendektomie (Fakultní nemocnice Brno)</w:t>
+        <w:t>2015: Apendektomie (Fakultní nemocnice [[ADDRESS_10]])</w:t>
       </w:r>
     </w:p>
     <w:p>
@@ -504,7 +503,7 @@
         </w:numPr>
       </w:pPr>
       <w:r>
-        <w:t>2018: Artroskopie pravého kolene (Ortopedická klinika Brno)</w:t>
+        <w:t>2018: Artroskopie pravého kolene (Ortopedická klinika [[ADDRESS_10]])</w:t>
       </w:r>
     </w:p>
     <w:p>
@@ -555,7 +554,7 @@
         </w:numPr>
       </w:pPr>
       <w:r>
-        <w:t>2019: Fakultní nemocnice Brno, 5 dní (zjištění diabetu)</w:t>
+        <w:t>2019: Fakultní nemocnice [[ADDRESS_10]], 5 dní (zjištění diabetu)</w:t>
       </w:r>
     </w:p>
     <w:p>
@@ -566,7 +565,7 @@
         </w:numPr>
       </w:pPr>
       <w:r>
-        <w:t>2021: Psychiatrická klinika VFN Praha, 14 dní (akutní úzkostná porucha)</w:t>
+        <w:t>2021: Psychiatrická klinika VFN [[ADDRESS_2]], 14 dní (akutní úzkostná porucha)</w:t>
       </w:r>
     </w:p>
     <w:p>
@@ -943,7 +942,7 @@
         </w:numPr>
       </w:pPr>
       <w:r>
-        <w:t>2004: Gymnázium Brno-střed (maturita)</w:t>
+        <w:t>2004: Gymnázium [[ADDRESS_5]] (maturita)</w:t>
       </w:r>
     </w:p>
     <w:p>
@@ -1027,7 +1026,7 @@
         </w:numPr>
       </w:pPr>
       <w:r>
-        <w:t>Pronájem bytu 3+1, 75 m², Praha 3</w:t>
+        <w:t>Pronájem bytu 3+1, 75 m², [[ADDRESS_11]]</w:t>
       </w:r>
     </w:p>
     <w:p>
@@ -1091,7 +1090,7 @@
         </w:numPr>
       </w:pPr>
       <w:r>
-        <w:t xml:space="preserve">Úvěr: Hypotéka na byt v Brně (Karlova 45/12), zbývá doplatit 1 850 000 Kč </w:t>
+        <w:t>Úvěr: Hypotéka na byt [[ADDRESS_12]] (Karlova 45/12), zbývá doplatit 1 850 000 Kč</w:t>
       </w:r>
     </w:p>
     <w:p>
@@ -1144,7 +1143,7 @@
         </w:numPr>
       </w:pPr>
       <w:r>
-        <w:t>Zdravotní pojišťovna: VZP (111), [[BIRTH_ID_7]]</w:t>
+        <w:t>Zdravotní pojišťovna: VZP (111), [[INSURANCE_ID_1]]</w:t>
       </w:r>
     </w:p>
     <w:p>
@@ -1227,7 +1226,7 @@
         </w:numPr>
       </w:pPr>
       <w:r>
-        <w:t>Cigarety: nekuřák (bývalý kuřák, [[ADDRESS_7]] let, 10 cigaret/den)</w:t>
+        <w:t>Cigarety: nekuřák (bývalý kuřák, [[ADDRESS_13]] let, 10 cigaret/den)</w:t>
       </w:r>
     </w:p>
     <w:p>
@@ -1401,7 +1400,7 @@
     </w:p>
     <w:p>
       <w:r>
-        <w:t>Laboratorní místo: Synlab Czech, [[ADDRESS_8]]</w:t>
+        <w:t>Laboratorní místo: Synlab Czech, [[ADDRESS_14]]</w:t>
         <w:br/>
         <w:t>Objednávací lékař: MUDr. [[PERSON_10]]</w:t>
         <w:br/>
@@ -1602,7 +1601,7 @@
     </w:p>
     <w:p>
       <w:r>
-        <w:t>Pracoviště: Kardiologická ambulance, [[ADDRESS_9]]</w:t>
+        <w:t>Pracoviště: Kardiologická ambulance, [[ADDRESS_15]]</w:t>
         <w:br/>
         <w:t>Vyšetřující lékař: MUDr. [[PERSON_11]], Ph.D.</w:t>
         <w:br/>
@@ -2012,7 +2011,7 @@
         </w:numPr>
       </w:pPr>
       <w:r>
-        <w:t xml:space="preserve">COVID-19: </w:t>
+        <w:t>COVID-19:</w:t>
       </w:r>
     </w:p>
     <w:p>
@@ -2141,7 +2140,7 @@
     </w:p>
     <w:p>
       <w:r>
-        <w:t>Testovací laboratoř: Gennet s.r.o., Praha</w:t>
+        <w:t>Testovací laboratoř: Gennet s.r.o., [[ADDRESS_2]]</w:t>
         <w:br/>
         <w:t>Datum: [[DATE_19]]</w:t>
         <w:br/>
@@ -2381,7 +2380,7 @@
         </w:numPr>
       </w:pPr>
       <w:r>
-        <w:t>Dvoufázové ověření: SMS na[[PHONE_5]]</w:t>
+        <w:t>Dvoufázové ověření: SMS na[[PHONE_3]]</w:t>
       </w:r>
     </w:p>
     <w:p>
@@ -2505,14 +2504,7 @@
         </w:numPr>
       </w:pPr>
       <w:r>
-        <w:rPr>
-          <w:b/>
-          <w:bCs/>
-        </w:rPr>
-        <w:t>Značka a model:</w:t>
-      </w:r>
-      <w:r>
-        <w:t xml:space="preserve"> Škoda Octavia Combi 2.0 TDI</w:t>
+        <w:t>Značka a model: Škoda [[PERSON_14]] 2.0 TDI</w:t>
       </w:r>
     </w:p>
     <w:p>
@@ -2534,7 +2526,7 @@
         </w:numPr>
       </w:pPr>
       <w:r>
-        <w:t>[[VIN_1]]</w:t>
+        <w:t>VIN: [[VIN_1]]</w:t>
       </w:r>
     </w:p>
     <w:p>
@@ -2701,7 +2693,7 @@
         </w:numPr>
       </w:pPr>
       <w:r>
-        <w:t>[[ADDRESS_10]]. 45, 130 00 Praha 3 - Vinohrady</w:t>
+        <w:t>[[ADDRESS_16]]. 45, 130 00 [[ADDRESS_11]]</w:t>
       </w:r>
     </w:p>
     <w:p>
@@ -2730,14 +2722,7 @@
         </w:numPr>
       </w:pPr>
       <w:r>
-        <w:rPr>
-          <w:b/>
-          <w:bCs/>
-        </w:rPr>
         <w:t>Vybavení:</w:t>
-      </w:r>
-      <w:r>
-        <w:t xml:space="preserve"> </w:t>
       </w:r>
     </w:p>
     <w:p>
@@ -2748,7 +2733,7 @@
         </w:numPr>
       </w:pPr>
       <w:r>
-        <w:t>PC: [[ADDRESS_11]]: [[LICENSE_PLATE_2]]-2023-456789</w:t>
+        <w:t>PC: [[ADDRESS_17]]: [[LICENSE_PLATE_2]]-2023-456789</w:t>
       </w:r>
     </w:p>
     <w:p>
@@ -2759,7 +2744,7 @@
         </w:numPr>
       </w:pPr>
       <w:r>
-        <w:t>Monitor: Dell 24", SN: MON-DEL-2023-[[ID_CARD_2]]</w:t>
+        <w:t>Monitor: Dell 24", SN: MON-DEL-2023-123456</w:t>
       </w:r>
     </w:p>
     <w:p>
@@ -2781,7 +2766,7 @@
         </w:numPr>
       </w:pPr>
       <w:r>
-        <w:t>IP telefon: [[ADDRESS_12]]: [[MAC_2]]</w:t>
+        <w:t>IP telefon: [[ADDRESS_18]]: [[MAC_2]]</w:t>
       </w:r>
     </w:p>
     <w:p>
@@ -2908,7 +2893,7 @@
         </w:numPr>
       </w:pPr>
       <w:r>
-        <w:t>Mobilní [[PHONE_5]] (hlavní)</w:t>
+        <w:t>Mobilní [[PHONE_3]] (hlavní)</w:t>
       </w:r>
     </w:p>
     <w:p>
@@ -2919,7 +2904,7 @@
         </w:numPr>
       </w:pPr>
       <w:r>
-        <w:t>Záložní [[PHONE_6]]</w:t>
+        <w:t>Záložní [[PHONE_7]]</w:t>
       </w:r>
     </w:p>
     <w:p>
@@ -2963,7 +2948,7 @@
         </w:numPr>
       </w:pPr>
       <w:r>
-        <w:t>WhatsApp[[PHONE_5]]</w:t>
+        <w:t>WhatsApp[[PHONE_3]]</w:t>
       </w:r>
     </w:p>
     <w:p>
@@ -2974,7 +2959,7 @@
         </w:numPr>
       </w:pPr>
       <w:r>
-        <w:t>Signal[[PHONE_5]] (preferováno pro citlivou komunikaci)</w:t>
+        <w:t>Signal[[PHONE_3]] (preferováno pro citlivou komunikaci)</w:t>
       </w:r>
     </w:p>
     <w:p>
@@ -3124,7 +3109,7 @@
         </w:numPr>
       </w:pPr>
       <w:r>
-        <w:t>Variabilní symbol: [[BIRTH_ID_7]] (RČ klienta)</w:t>
+        <w:t>Variabilní symbol: [[BIRTH_ID_1]] (RČ klienta)</w:t>
       </w:r>
     </w:p>
     <w:p>
@@ -3726,7 +3711,7 @@
         </w:numPr>
       </w:pPr>
       <w:r>
-        <w:t>Jméno: Mgr. [[PERSON_14]]</w:t>
+        <w:t>Jméno: Mgr. [[PERSON_15]]</w:t>
       </w:r>
     </w:p>
     <w:p>
@@ -3748,7 +3733,7 @@
         </w:numPr>
       </w:pPr>
       <w:r>
-        <w:t>[[PHONE_7]]</w:t>
+        <w:t>[[PHONE_8]]</w:t>
       </w:r>
     </w:p>
     <w:p>
@@ -4161,14 +4146,7 @@
         </w:numPr>
       </w:pPr>
       <w:r>
-        <w:rPr>
-          <w:b/>
-          <w:bCs/>
-        </w:rPr>
-        <w:t>Microsoft Azure</w:t>
-      </w:r>
-      <w:r>
-        <w:t xml:space="preserve"> - cloudové úložiště zdravotní dokumentace </w:t>
+        <w:t>Microsoft Azure - cloudové úložiště zdravotní dokumentace</w:t>
       </w:r>
     </w:p>
     <w:p>
@@ -4201,14 +4179,7 @@
         </w:numPr>
       </w:pPr>
       <w:r>
-        <w:rPr>
-          <w:b/>
-          <w:bCs/>
-        </w:rPr>
-        <w:t>Amazon Web Services (AWS)</w:t>
-      </w:r>
-      <w:r>
-        <w:t xml:space="preserve"> - zálohy dat </w:t>
+        <w:t>Amazon (AWS) - zálohy dat</w:t>
       </w:r>
     </w:p>
     <w:p>
@@ -4230,7 +4201,7 @@
         </w:numPr>
       </w:pPr>
       <w:r>
-        <w:t>Smlouva o zpracování: DPA-2023-AWS-[[ID_CARD_2]]</w:t>
+        <w:t>Smlouva o zpracování: DPA-2023-AWS-123456</w:t>
       </w:r>
     </w:p>
     <w:p>
@@ -4521,7 +4492,7 @@
     </w:p>
     <w:p>
       <w:r>
-        <w:t>V Praze dne [[DATE_1]]</w:t>
+        <w:t>[[ADDRESS_19]] dne [[DATE_1]]</w:t>
       </w:r>
     </w:p>
     <w:p>
@@ -4532,7 +4503,7 @@
         <w:br/>
         <w:t>Ředitelka</w:t>
         <w:br/>
-        <w:t>Centrum komplexní péče Praha s.r.o.</w:t>
+        <w:t>Centrum komplexní péče [[ADDRESS_2]] s.r.o.</w:t>
       </w:r>
     </w:p>
     <w:p>
@@ -4572,102 +4543,27 @@
     </w:p>
     <w:p>
       <w:r>
-        <w:rPr>
-          <w:rFonts w:ascii="Arial" w:hAnsi="Arial" w:cs="Arial"/>
-        </w:rPr>
-        <w:t>║</w:t>
-      </w:r>
-      <w:r>
-        <w:t xml:space="preserve">  CENTRUM KOMPLEXN</w:t>
-      </w:r>
-      <w:r>
-        <w:rPr>
-          <w:rFonts w:ascii="Aptos" w:hAnsi="Aptos" w:cs="Aptos"/>
-        </w:rPr>
-        <w:t>Í</w:t>
-      </w:r>
-      <w:r>
-        <w:t xml:space="preserve"> P</w:t>
-      </w:r>
-      <w:r>
-        <w:rPr>
-          <w:rFonts w:ascii="Aptos" w:hAnsi="Aptos" w:cs="Aptos"/>
-        </w:rPr>
-        <w:t>ÉČ</w:t>
-      </w:r>
-      <w:r>
-        <w:t xml:space="preserve">E PRAHA </w:t>
-      </w:r>
-      <w:r>
-        <w:rPr>
-          <w:rFonts w:ascii="Arial" w:hAnsi="Arial" w:cs="Arial"/>
-        </w:rPr>
-        <w:t>║</w:t>
-      </w:r>
-    </w:p>
-    <w:p>
-      <w:r>
-        <w:rPr>
-          <w:rFonts w:ascii="Arial" w:hAnsi="Arial" w:cs="Arial"/>
-        </w:rPr>
-        <w:t>║</w:t>
-      </w:r>
-      <w:r>
-        <w:t xml:space="preserve">          s.r.o.               </w:t>
-      </w:r>
-      <w:r>
-        <w:rPr>
-          <w:rFonts w:ascii="Arial" w:hAnsi="Arial" w:cs="Arial"/>
-        </w:rPr>
-        <w:t>║</w:t>
-      </w:r>
-    </w:p>
-    <w:p>
-      <w:r>
-        <w:t>║  [[ICO_1]]                ║</w:t>
-      </w:r>
-    </w:p>
-    <w:p>
-      <w:r>
-        <w:rPr>
-          <w:rFonts w:ascii="Arial" w:hAnsi="Arial" w:cs="Arial"/>
-        </w:rPr>
-        <w:t>║</w:t>
-      </w:r>
-      <w:r>
-        <w:t xml:space="preserve">  Wenceslausovo n</w:t>
-      </w:r>
-      <w:r>
-        <w:rPr>
-          <w:rFonts w:ascii="Aptos" w:hAnsi="Aptos" w:cs="Aptos"/>
-        </w:rPr>
-        <w:t>á</w:t>
-      </w:r>
-      <w:r>
-        <w:t xml:space="preserve">m. 1234/56   </w:t>
-      </w:r>
-      <w:r>
-        <w:rPr>
-          <w:rFonts w:ascii="Arial" w:hAnsi="Arial" w:cs="Arial"/>
-        </w:rPr>
-        <w:t>║</w:t>
-      </w:r>
-    </w:p>
-    <w:p>
-      <w:r>
-        <w:rPr>
-          <w:rFonts w:ascii="Arial" w:hAnsi="Arial" w:cs="Arial"/>
-        </w:rPr>
-        <w:t>║</w:t>
-      </w:r>
-      <w:r>
-        <w:t xml:space="preserve">  110 00 Praha 1               </w:t>
-      </w:r>
-      <w:r>
-        <w:rPr>
-          <w:rFonts w:ascii="Arial" w:hAnsi="Arial" w:cs="Arial"/>
-        </w:rPr>
-        <w:t>║</w:t>
+        <w:t>║ CENTRUM KOMPLEXNÍ PÉČE [[ADDRESS_2]] ║</w:t>
+      </w:r>
+    </w:p>
+    <w:p>
+      <w:r>
+        <w:t>║ s.r.o. ║</w:t>
+      </w:r>
+    </w:p>
+    <w:p>
+      <w:r>
+        <w:t>║ [[ICO_1]] ║</w:t>
+      </w:r>
+    </w:p>
+    <w:p>
+      <w:r>
+        <w:t>║ Wenceslausovo nám. 1234/56 ║</w:t>
+      </w:r>
+    </w:p>
+    <w:p>
+      <w:r>
+        <w:t>║ 110 00 [[ADDRESS_7]] ║</w:t>
       </w:r>
     </w:p>
     <w:p>

--- a/test_data/smlouva17_anon.docx
+++ b/test_data/smlouva17_anon.docx
@@ -81,13 +81,13 @@
       <w:r>
         <w:t>POSKYTOVATEL:</w:t>
         <w:br/>
-        <w:t>Centrum komplexní péče [[ADDRESS_2]] s.r.o.</w:t>
+        <w:t>Centrum komplexní péče Praha s.r.o.</w:t>
         <w:br/>
         <w:t>[[ICO_1]]</w:t>
         <w:br/>
         <w:t>DIČ: [[DIC_1]]</w:t>
         <w:br/>
-        <w:t>[[ADDRESS_1]]</w:t>
+        <w:t>Sídlo: [[ADDRESS_1]]</w:t>
         <w:br/>
         <w:t>Zastoupen: MUDr. [[PERSON_1]], Ph.D., MBA, ředitelka</w:t>
         <w:br/>
@@ -114,11 +114,9 @@
         <w:br/>
         <w:t>Státní občanství: ČR</w:t>
         <w:br/>
-        <w:t>[[ADDRESS_3]]</w:t>
+        <w:t>Trvalý pobyt: [[ADDRESS_3]] [[PERSON_3]] pobyt: [[ADDRESS_2]] (od [[DATE_3]])</w:t>
         <w:br/>
-        <w:t>Přechodný pobyt: [[ADDRESS_4]] (od [[DATE_3]])</w:t>
-        <w:br/>
-        <w:t>Číslo [[ID_CARD_1]], platný do [[DATE_4]], vydal ÚMČ [[ADDRESS_5]]</w:t>
+        <w:t>Číslo [[ID_CARD_1]], platný do [[DATE_4]], vydal ÚMČ [[PERSON_3]]-střed</w:t>
         <w:br/>
         <w:t>Řidičský průkaz: Sk. B, C, číslo ŘP[[PHONE_2]], platný do [[DATE_5]]</w:t>
         <w:br/>
@@ -155,7 +153,7 @@
     </w:p>
     <w:p>
       <w:r>
-        <w:t>Manželka: Ing. [[PERSON_3]], roz. Nováková</w:t>
+        <w:t>Manželka: Ing. [[PERSON_4]], roz. [[PERSON_15]]</w:t>
         <w:br/>
         <w:t>[[DATE_6]]</w:t>
         <w:br/>
@@ -185,7 +183,7 @@
         </w:numPr>
       </w:pPr>
       <w:r>
-        <w:t>[[PERSON_4]], [[DATE_7]], [[BIRTH_ID_3]]</w:t>
+        <w:t>[[PERSON_5]], [[DATE_7]], [[BIRTH_ID_3]]</w:t>
       </w:r>
     </w:p>
     <w:p>
@@ -196,18 +194,18 @@
         </w:numPr>
       </w:pPr>
       <w:r>
-        <w:t>[[PERSON_5]], [[DATE_8]], [[BIRTH_ID_4]]</w:t>
+        <w:t>[[PERSON_6]], [[DATE_8]], [[BIRTH_ID_4]]</w:t>
       </w:r>
     </w:p>
     <w:p>
       <w:r>
         <w:t>Rodiče klienta:</w:t>
         <w:br/>
-        <w:t>Otec: [[PERSON_7]], [[BIRTH_ID_5]], [[PHONE_5]]</w:t>
+        <w:t>Otec: [[PERSON_8]], [[BIRTH_ID_5]], [[PHONE_5]]</w:t>
         <w:br/>
-        <w:t>Matka: [[PERSON_6]], roz. Dvořáková, [[BIRTH_ID_6]], [[PHONE_6]]</w:t>
+        <w:t>Matka: [[PERSON_7]], roz. Dvořáková, [[BIRTH_ID_6]], [[PHONE_6]]</w:t>
         <w:br/>
-        <w:t>Adresa rodičů: [[ADDRESS_6]]</w:t>
+        <w:t>Adresa rodičů: [[ADDRESS_4]]</w:t>
       </w:r>
     </w:p>
     <w:p>
@@ -324,7 +322,7 @@
         </w:numPr>
       </w:pPr>
       <w:r>
-        <w:t>Primární: Centrum komplexní péče, Wenceslausovo nám. 1234/56, [[ADDRESS_7]]</w:t>
+        <w:t>Primární: Centrum komplexní péče, Wenceslausovo nám. 1234/56, Praha 1</w:t>
       </w:r>
     </w:p>
     <w:p>
@@ -335,7 +333,7 @@
         </w:numPr>
       </w:pPr>
       <w:r>
-        <w:t>Sekundární: Domácí péče na adrese klienta ([[ADDRESS_8]])</w:t>
+        <w:t>Sekundární: Domácí péče na adrese klienta ([[ADDRESS_2]])</w:t>
       </w:r>
     </w:p>
     <w:p>
@@ -346,7 +344,7 @@
         </w:numPr>
       </w:pPr>
       <w:r>
-        <w:t>Terciární: Rehabilitační zařízení, [[ADDRESS_9]]</w:t>
+        <w:t>Terciární: Rehabilitační zařízení, [[ADDRESS_6]]</w:t>
       </w:r>
     </w:p>
     <w:p>
@@ -492,7 +490,7 @@
         </w:numPr>
       </w:pPr>
       <w:r>
-        <w:t>2015: Apendektomie (Fakultní nemocnice [[ADDRESS_10]])</w:t>
+        <w:t>2015: Apendektomie (Fakultní nemocnice [[PERSON_3]])</w:t>
       </w:r>
     </w:p>
     <w:p>
@@ -503,7 +501,7 @@
         </w:numPr>
       </w:pPr>
       <w:r>
-        <w:t>2018: Artroskopie pravého kolene (Ortopedická klinika [[ADDRESS_10]])</w:t>
+        <w:t>2018: Artroskopie pravého kolene (Ortopedická klinika [[PERSON_3]])</w:t>
       </w:r>
     </w:p>
     <w:p>
@@ -554,7 +552,7 @@
         </w:numPr>
       </w:pPr>
       <w:r>
-        <w:t>2019: Fakultní nemocnice [[ADDRESS_10]], 5 dní (zjištění diabetu)</w:t>
+        <w:t>2019: Fakultní nemocnice [[PERSON_3]], 5 dní (zjištění diabetu)</w:t>
       </w:r>
     </w:p>
     <w:p>
@@ -565,7 +563,7 @@
         </w:numPr>
       </w:pPr>
       <w:r>
-        <w:t>2021: Psychiatrická klinika VFN [[ADDRESS_2]], 14 dní (akutní úzkostná porucha)</w:t>
+        <w:t>2021: Psychiatrická klinika VFN Praha, 14 dní (akutní úzkostná porucha)</w:t>
       </w:r>
     </w:p>
     <w:p>
@@ -763,7 +761,7 @@
     </w:p>
     <w:p>
       <w:r>
-        <w:t>Otec ([[PERSON_7]]):</w:t>
+        <w:t>Otec ([[PERSON_8]]):</w:t>
       </w:r>
     </w:p>
     <w:p>
@@ -801,7 +799,7 @@
     </w:p>
     <w:p>
       <w:r>
-        <w:t>Matka ([[PERSON_6]]):</w:t>
+        <w:t>Matka ([[PERSON_7]]):</w:t>
       </w:r>
     </w:p>
     <w:p>
@@ -855,7 +853,7 @@
         </w:numPr>
       </w:pPr>
       <w:r>
-        <w:t>Bratr: [[PERSON_8]] (42 let), zdráv</w:t>
+        <w:t>Bratr: [[PERSON_9]] (42 let), zdráv</w:t>
       </w:r>
     </w:p>
     <w:p>
@@ -866,7 +864,7 @@
         </w:numPr>
       </w:pPr>
       <w:r>
-        <w:t>Sestra: [[PERSON_9]] (38 let), hypertenze</w:t>
+        <w:t>Sestra: [[PERSON_10]] (38 let), hypertenze</w:t>
       </w:r>
     </w:p>
     <w:p>
@@ -942,7 +940,7 @@
         </w:numPr>
       </w:pPr>
       <w:r>
-        <w:t>2004: Gymnázium [[ADDRESS_5]] (maturita)</w:t>
+        <w:t>2004: Gymnázium [[PERSON_3]]-střed (maturita)</w:t>
       </w:r>
     </w:p>
     <w:p>
@@ -1026,7 +1024,7 @@
         </w:numPr>
       </w:pPr>
       <w:r>
-        <w:t>Pronájem bytu 3+1, 75 m², [[ADDRESS_11]]</w:t>
+        <w:t>Pronájem bytu 3+1, 75 m², Praha 3</w:t>
       </w:r>
     </w:p>
     <w:p>
@@ -1090,7 +1088,7 @@
         </w:numPr>
       </w:pPr>
       <w:r>
-        <w:t>Úvěr: Hypotéka na byt [[ADDRESS_12]] (Karlova 45/12), zbývá doplatit 1 850 000 Kč</w:t>
+        <w:t>Úvěr: Hypotéka na byt v [[ADDRESS_7]], zbývá doplatit 1 850 000 Kč</w:t>
       </w:r>
     </w:p>
     <w:p>
@@ -1226,7 +1224,7 @@
         </w:numPr>
       </w:pPr>
       <w:r>
-        <w:t>Cigarety: nekuřák (bývalý kuřák, [[ADDRESS_13]] let, 10 cigaret/den)</w:t>
+        <w:t>Cigarety: nekuřák (bývalý kuřák, přestal 2019, celkem kouřil 10 let, 10 cigaret/den)</w:t>
       </w:r>
     </w:p>
     <w:p>
@@ -1400,9 +1398,9 @@
     </w:p>
     <w:p>
       <w:r>
-        <w:t>Laboratorní místo: Synlab Czech, [[ADDRESS_14]]</w:t>
+        <w:t>Laboratorní místo: Synlab Czech, [[ADDRESS_2]]</w:t>
         <w:br/>
-        <w:t>Objednávací lékař: MUDr. [[PERSON_10]]</w:t>
+        <w:t>Objednávací lékař: MUDr. [[PERSON_11]]</w:t>
         <w:br/>
         <w:t>Číslo vzorku: LAB-2023-456789</w:t>
       </w:r>
@@ -1601,9 +1599,9 @@
     </w:p>
     <w:p>
       <w:r>
-        <w:t>Pracoviště: Kardiologická ambulance, [[ADDRESS_15]]</w:t>
+        <w:t>Pracoviště: Kardiologická ambulance, [[ADDRESS_9]]</w:t>
         <w:br/>
-        <w:t>Vyšetřující lékař: MUDr. [[PERSON_11]], Ph.D.</w:t>
+        <w:t>Vyšetřující lékař: MUDr. [[PERSON_12]], Ph.D.</w:t>
         <w:br/>
         <w:t>Číslo vyšetření: EKG-2023-789012</w:t>
       </w:r>
@@ -1695,7 +1693,7 @@
       <w:r>
         <w:t>Pracoviště: Radiodiagnostické oddělení, Fakultní nemocnice Motol</w:t>
         <w:br/>
-        <w:t>Vyšetřující: MUDr. [[PERSON_12]], radiolog</w:t>
+        <w:t>Vyšetřující: MUDr. [[PERSON_13]], radiolog</w:t>
         <w:br/>
         <w:t>Číslo vyšetření: USG-2023-345678</w:t>
       </w:r>
@@ -1799,7 +1797,7 @@
       <w:r>
         <w:t>Pracoviště: Oční klinika Prague Eye Center</w:t>
         <w:br/>
-        <w:t>Vyšetřující: MUDr. [[PERSON_13]], oftalmolog</w:t>
+        <w:t>Vyšetřující: MUDr. [[PERSON_14]], oftalmolog</w:t>
         <w:br/>
         <w:t>Číslo vyšetření: OPH-2023-234567</w:t>
       </w:r>
@@ -2140,7 +2138,7 @@
     </w:p>
     <w:p>
       <w:r>
-        <w:t>Testovací laboratoř: Gennet s.r.o., [[ADDRESS_2]]</w:t>
+        <w:t>Testovací laboratoř: Gennet s.r.o., Praha</w:t>
         <w:br/>
         <w:t>Datum: [[DATE_19]]</w:t>
         <w:br/>
@@ -2504,7 +2502,14 @@
         </w:numPr>
       </w:pPr>
       <w:r>
-        <w:t>Značka a model: Škoda [[PERSON_14]] 2.0 TDI</w:t>
+        <w:rPr>
+          <w:b/>
+          <w:bCs/>
+        </w:rPr>
+        <w:t>Značka a model:</w:t>
+      </w:r>
+      <w:r>
+        <w:t xml:space="preserve"> Škoda Octavia Combi 2.0 TDI</w:t>
       </w:r>
     </w:p>
     <w:p>
@@ -2693,7 +2698,7 @@
         </w:numPr>
       </w:pPr>
       <w:r>
-        <w:t>[[ADDRESS_16]]. 45, 130 00 [[ADDRESS_11]]</w:t>
+        <w:t>[[ADDRESS_2]]</w:t>
       </w:r>
     </w:p>
     <w:p>
@@ -2733,7 +2738,7 @@
         </w:numPr>
       </w:pPr>
       <w:r>
-        <w:t>PC: [[ADDRESS_17]]: [[LICENSE_PLATE_2]]-2023-456789</w:t>
+        <w:t>PC: Dell Latitude 5520, SN: [[LICENSE_PLATE_2]]-2023-456789</w:t>
       </w:r>
     </w:p>
     <w:p>
@@ -2766,7 +2771,7 @@
         </w:numPr>
       </w:pPr>
       <w:r>
-        <w:t>IP telefon: [[ADDRESS_18]]: [[MAC_2]]</w:t>
+        <w:t>IP telefon: Cisco 8841, MAC: [[MAC_2]]</w:t>
       </w:r>
     </w:p>
     <w:p>
@@ -4492,7 +4497,7 @@
     </w:p>
     <w:p>
       <w:r>
-        <w:t>[[ADDRESS_19]] dne [[DATE_1]]</w:t>
+        <w:t>V Praze dne [[DATE_1]]</w:t>
       </w:r>
     </w:p>
     <w:p>
@@ -4503,7 +4508,7 @@
         <w:br/>
         <w:t>Ředitelka</w:t>
         <w:br/>
-        <w:t>Centrum komplexní péče [[ADDRESS_2]] s.r.o.</w:t>
+        <w:t>Centrum komplexní péče Praha s.r.o.</w:t>
       </w:r>
     </w:p>
     <w:p>
@@ -4543,7 +4548,7 @@
     </w:p>
     <w:p>
       <w:r>
-        <w:t>║ CENTRUM KOMPLEXNÍ PÉČE [[ADDRESS_2]] ║</w:t>
+        <w:t>║ CENTRUM KOMPLEXNÍ PÉČE PRAHA ║</w:t>
       </w:r>
     </w:p>
     <w:p>
@@ -4563,7 +4568,7 @@
     </w:p>
     <w:p>
       <w:r>
-        <w:t>║ 110 00 [[ADDRESS_7]] ║</w:t>
+        <w:t>║ [[ADDRESS_9]] ║</w:t>
       </w:r>
     </w:p>
     <w:p>
@@ -4576,6 +4581,12 @@
     </w:p>
     <w:p/>
     <w:sectPr>
+      <w:headerReference w:type="default" r:id="rId17"/>
+      <w:footerReference w:type="default" r:id="rId18"/>
+      <w:headerReference w:type="first" r:id="rId19"/>
+      <w:footerReference w:type="first" r:id="rId20"/>
+      <w:headerReference w:type="even" r:id="rId21"/>
+      <w:footerReference w:type="even" r:id="rId22"/>
       <w:pgSz w:w="11906" w:h="16838"/>
       <w:pgMar w:top="1440" w:right="1440" w:bottom="1440" w:left="1440" w:header="708" w:footer="708" w:gutter="0"/>
       <w:cols w:space="708"/>
@@ -4583,6 +4594,66 @@
     </w:sectPr>
   </w:body>
 </w:document>
+</file>
+
+<file path=word/footer1.xml><?xml version="1.0" encoding="utf-8"?>
+<w:ftr xmlns:m="http://schemas.openxmlformats.org/officeDocument/2006/math" xmlns:mc="http://schemas.openxmlformats.org/markup-compatibility/2006" xmlns:mo="http://schemas.microsoft.com/office/mac/office/2008/main" xmlns:mv="urn:schemas-microsoft-com:mac:vml" xmlns:o="urn:schemas-microsoft-com:office:office" xmlns:r="http://schemas.openxmlformats.org/officeDocument/2006/relationships" xmlns:v="urn:schemas-microsoft-com:vml" xmlns:w10="urn:schemas-microsoft-com:office:word" xmlns:w14="http://schemas.microsoft.com/office/word/2010/wordml" xmlns:w="http://schemas.openxmlformats.org/wordprocessingml/2006/main" xmlns:wne="http://schemas.microsoft.com/office/word/2006/wordml" xmlns:wp14="http://schemas.microsoft.com/office/word/2010/wordprocessingDrawing" xmlns:wp="http://schemas.openxmlformats.org/drawingml/2006/wordprocessingDrawing" xmlns:wpc="http://schemas.microsoft.com/office/word/2010/wordprocessingCanvas" xmlns:wpg="http://schemas.microsoft.com/office/word/2010/wordprocessingGroup" xmlns:wpi="http://schemas.microsoft.com/office/word/2010/wordprocessingInk" xmlns:wps="http://schemas.microsoft.com/office/word/2010/wordprocessingShape" mc:Ignorable="w14 wp14">
+  <w:p>
+    <w:pPr>
+      <w:pStyle w:val="Footer"/>
+    </w:pPr>
+  </w:p>
+</w:ftr>
+</file>
+
+<file path=word/footer2.xml><?xml version="1.0" encoding="utf-8"?>
+<w:ftr xmlns:m="http://schemas.openxmlformats.org/officeDocument/2006/math" xmlns:mc="http://schemas.openxmlformats.org/markup-compatibility/2006" xmlns:mo="http://schemas.microsoft.com/office/mac/office/2008/main" xmlns:mv="urn:schemas-microsoft-com:mac:vml" xmlns:o="urn:schemas-microsoft-com:office:office" xmlns:r="http://schemas.openxmlformats.org/officeDocument/2006/relationships" xmlns:v="urn:schemas-microsoft-com:vml" xmlns:w10="urn:schemas-microsoft-com:office:word" xmlns:w14="http://schemas.microsoft.com/office/word/2010/wordml" xmlns:w="http://schemas.openxmlformats.org/wordprocessingml/2006/main" xmlns:wne="http://schemas.microsoft.com/office/word/2006/wordml" xmlns:wp14="http://schemas.microsoft.com/office/word/2010/wordprocessingDrawing" xmlns:wp="http://schemas.openxmlformats.org/drawingml/2006/wordprocessingDrawing" xmlns:wpc="http://schemas.microsoft.com/office/word/2010/wordprocessingCanvas" xmlns:wpg="http://schemas.microsoft.com/office/word/2010/wordprocessingGroup" xmlns:wpi="http://schemas.microsoft.com/office/word/2010/wordprocessingInk" xmlns:wps="http://schemas.microsoft.com/office/word/2010/wordprocessingShape" mc:Ignorable="w14 wp14">
+  <w:p>
+    <w:pPr>
+      <w:pStyle w:val="Footer"/>
+    </w:pPr>
+  </w:p>
+</w:ftr>
+</file>
+
+<file path=word/footer3.xml><?xml version="1.0" encoding="utf-8"?>
+<w:ftr xmlns:m="http://schemas.openxmlformats.org/officeDocument/2006/math" xmlns:mc="http://schemas.openxmlformats.org/markup-compatibility/2006" xmlns:mo="http://schemas.microsoft.com/office/mac/office/2008/main" xmlns:mv="urn:schemas-microsoft-com:mac:vml" xmlns:o="urn:schemas-microsoft-com:office:office" xmlns:r="http://schemas.openxmlformats.org/officeDocument/2006/relationships" xmlns:v="urn:schemas-microsoft-com:vml" xmlns:w10="urn:schemas-microsoft-com:office:word" xmlns:w14="http://schemas.microsoft.com/office/word/2010/wordml" xmlns:w="http://schemas.openxmlformats.org/wordprocessingml/2006/main" xmlns:wne="http://schemas.microsoft.com/office/word/2006/wordml" xmlns:wp14="http://schemas.microsoft.com/office/word/2010/wordprocessingDrawing" xmlns:wp="http://schemas.openxmlformats.org/drawingml/2006/wordprocessingDrawing" xmlns:wpc="http://schemas.microsoft.com/office/word/2010/wordprocessingCanvas" xmlns:wpg="http://schemas.microsoft.com/office/word/2010/wordprocessingGroup" xmlns:wpi="http://schemas.microsoft.com/office/word/2010/wordprocessingInk" xmlns:wps="http://schemas.microsoft.com/office/word/2010/wordprocessingShape" mc:Ignorable="w14 wp14">
+  <w:p>
+    <w:pPr>
+      <w:pStyle w:val="Footer"/>
+    </w:pPr>
+  </w:p>
+</w:ftr>
+</file>
+
+<file path=word/header1.xml><?xml version="1.0" encoding="utf-8"?>
+<w:hdr xmlns:m="http://schemas.openxmlformats.org/officeDocument/2006/math" xmlns:mc="http://schemas.openxmlformats.org/markup-compatibility/2006" xmlns:mo="http://schemas.microsoft.com/office/mac/office/2008/main" xmlns:mv="urn:schemas-microsoft-com:mac:vml" xmlns:o="urn:schemas-microsoft-com:office:office" xmlns:r="http://schemas.openxmlformats.org/officeDocument/2006/relationships" xmlns:v="urn:schemas-microsoft-com:vml" xmlns:w10="urn:schemas-microsoft-com:office:word" xmlns:w14="http://schemas.microsoft.com/office/word/2010/wordml" xmlns:w="http://schemas.openxmlformats.org/wordprocessingml/2006/main" xmlns:wne="http://schemas.microsoft.com/office/word/2006/wordml" xmlns:wp14="http://schemas.microsoft.com/office/word/2010/wordprocessingDrawing" xmlns:wp="http://schemas.openxmlformats.org/drawingml/2006/wordprocessingDrawing" xmlns:wpc="http://schemas.microsoft.com/office/word/2010/wordprocessingCanvas" xmlns:wpg="http://schemas.microsoft.com/office/word/2010/wordprocessingGroup" xmlns:wpi="http://schemas.microsoft.com/office/word/2010/wordprocessingInk" xmlns:wps="http://schemas.microsoft.com/office/word/2010/wordprocessingShape" mc:Ignorable="w14 wp14">
+  <w:p>
+    <w:pPr>
+      <w:pStyle w:val="Header"/>
+    </w:pPr>
+  </w:p>
+</w:hdr>
+</file>
+
+<file path=word/header2.xml><?xml version="1.0" encoding="utf-8"?>
+<w:hdr xmlns:m="http://schemas.openxmlformats.org/officeDocument/2006/math" xmlns:mc="http://schemas.openxmlformats.org/markup-compatibility/2006" xmlns:mo="http://schemas.microsoft.com/office/mac/office/2008/main" xmlns:mv="urn:schemas-microsoft-com:mac:vml" xmlns:o="urn:schemas-microsoft-com:office:office" xmlns:r="http://schemas.openxmlformats.org/officeDocument/2006/relationships" xmlns:v="urn:schemas-microsoft-com:vml" xmlns:w10="urn:schemas-microsoft-com:office:word" xmlns:w14="http://schemas.microsoft.com/office/word/2010/wordml" xmlns:w="http://schemas.openxmlformats.org/wordprocessingml/2006/main" xmlns:wne="http://schemas.microsoft.com/office/word/2006/wordml" xmlns:wp14="http://schemas.microsoft.com/office/word/2010/wordprocessingDrawing" xmlns:wp="http://schemas.openxmlformats.org/drawingml/2006/wordprocessingDrawing" xmlns:wpc="http://schemas.microsoft.com/office/word/2010/wordprocessingCanvas" xmlns:wpg="http://schemas.microsoft.com/office/word/2010/wordprocessingGroup" xmlns:wpi="http://schemas.microsoft.com/office/word/2010/wordprocessingInk" xmlns:wps="http://schemas.microsoft.com/office/word/2010/wordprocessingShape" mc:Ignorable="w14 wp14">
+  <w:p>
+    <w:pPr>
+      <w:pStyle w:val="Header"/>
+    </w:pPr>
+  </w:p>
+</w:hdr>
+</file>
+
+<file path=word/header3.xml><?xml version="1.0" encoding="utf-8"?>
+<w:hdr xmlns:m="http://schemas.openxmlformats.org/officeDocument/2006/math" xmlns:mc="http://schemas.openxmlformats.org/markup-compatibility/2006" xmlns:mo="http://schemas.microsoft.com/office/mac/office/2008/main" xmlns:mv="urn:schemas-microsoft-com:mac:vml" xmlns:o="urn:schemas-microsoft-com:office:office" xmlns:r="http://schemas.openxmlformats.org/officeDocument/2006/relationships" xmlns:v="urn:schemas-microsoft-com:vml" xmlns:w10="urn:schemas-microsoft-com:office:word" xmlns:w14="http://schemas.microsoft.com/office/word/2010/wordml" xmlns:w="http://schemas.openxmlformats.org/wordprocessingml/2006/main" xmlns:wne="http://schemas.microsoft.com/office/word/2006/wordml" xmlns:wp14="http://schemas.microsoft.com/office/word/2010/wordprocessingDrawing" xmlns:wp="http://schemas.openxmlformats.org/drawingml/2006/wordprocessingDrawing" xmlns:wpc="http://schemas.microsoft.com/office/word/2010/wordprocessingCanvas" xmlns:wpg="http://schemas.microsoft.com/office/word/2010/wordprocessingGroup" xmlns:wpi="http://schemas.microsoft.com/office/word/2010/wordprocessingInk" xmlns:wps="http://schemas.microsoft.com/office/word/2010/wordprocessingShape" mc:Ignorable="w14 wp14">
+  <w:p>
+    <w:pPr>
+      <w:pStyle w:val="Header"/>
+    </w:pPr>
+  </w:p>
+</w:hdr>
 </file>
 
 <file path=word/numbering.xml><?xml version="1.0" encoding="utf-8"?>

--- a/test_data/smlouva17_anon.docx
+++ b/test_data/smlouva17_anon.docx
@@ -110,17 +110,17 @@
         <w:br/>
         <w:t>[[BIRTH_ID_1]]</w:t>
         <w:br/>
-        <w:t>Místo narození: [[BIRTH_PLACE_1]]</w:t>
+        <w:t>Místo narození: [[ADDRESS_4]]</w:t>
         <w:br/>
         <w:t>Státní občanství: ČR</w:t>
         <w:br/>
-        <w:t>Trvalý pobyt: [[ADDRESS_3]] [[PERSON_3]] pobyt: [[ADDRESS_2]] (od [[DATE_3]])</w:t>
+        <w:t>Trvalý pobyt: [[ADDRESS_4]] [[PERSON_3]] pobyt: [[ADDRESS_2]] (od [[DATE_3]])</w:t>
         <w:br/>
         <w:t>Číslo [[ID_CARD_1]], platný do [[DATE_4]], vydal ÚMČ [[PERSON_3]]-střed</w:t>
         <w:br/>
-        <w:t>Řidičský průkaz: Sk. B, C, číslo ŘP[[PHONE_2]], platný do [[DATE_5]]</w:t>
+        <w:t>Řidičský průkaz: Sk. B, C, číslo [[DRIVER_LICENSE_1]], platný do [[DATE_5]]</w:t>
         <w:br/>
-        <w:t>[[PHONE_3]]</w:t>
+        <w:t>[[PHONE_2]]</w:t>
         <w:br/>
         <w:t>Email: [[EMAIL_2]]</w:t>
         <w:br/>
@@ -159,9 +159,9 @@
         <w:br/>
         <w:t>[[BIRTH_ID_2]]</w:t>
         <w:br/>
-        <w:t>[[ADDRESS_3]]</w:t>
+        <w:t>[[ADDRESS_4]]</w:t>
         <w:br/>
-        <w:t>[[PHONE_4]]</w:t>
+        <w:t>[[PHONE_3]]</w:t>
         <w:br/>
         <w:t>Email: [[EMAIL_3]]</w:t>
       </w:r>
@@ -201,9 +201,9 @@
       <w:r>
         <w:t>Rodiče klienta:</w:t>
         <w:br/>
-        <w:t>Otec: [[PERSON_8]], [[BIRTH_ID_5]], [[PHONE_5]]</w:t>
+        <w:t>Otec: [[PERSON_8]], [[BIRTH_ID_5]], [[PHONE_4]]</w:t>
         <w:br/>
-        <w:t>Matka: [[PERSON_7]], roz. Dvořáková, [[BIRTH_ID_6]], [[PHONE_6]]</w:t>
+        <w:t>Matka: [[PERSON_7]], roz. Dvořáková, [[BIRTH_ID_6]], [[PHONE_5]]</w:t>
         <w:br/>
         <w:t>Adresa rodičů: [[ADDRESS_4]]</w:t>
       </w:r>
@@ -2378,7 +2378,7 @@
         </w:numPr>
       </w:pPr>
       <w:r>
-        <w:t>Dvoufázové ověření: SMS na[[PHONE_3]]</w:t>
+        <w:t>Dvoufázové ověření: SMS na[[PHONE_2]]</w:t>
       </w:r>
     </w:p>
     <w:p>
@@ -2898,7 +2898,7 @@
         </w:numPr>
       </w:pPr>
       <w:r>
-        <w:t>Mobilní [[PHONE_3]] (hlavní)</w:t>
+        <w:t>Mobilní [[PHONE_2]] (hlavní)</w:t>
       </w:r>
     </w:p>
     <w:p>
@@ -2909,7 +2909,7 @@
         </w:numPr>
       </w:pPr>
       <w:r>
-        <w:t>Záložní [[PHONE_7]]</w:t>
+        <w:t>Záložní [[PHONE_6]]</w:t>
       </w:r>
     </w:p>
     <w:p>
@@ -2953,7 +2953,7 @@
         </w:numPr>
       </w:pPr>
       <w:r>
-        <w:t>WhatsApp[[PHONE_3]]</w:t>
+        <w:t>WhatsApp[[PHONE_2]]</w:t>
       </w:r>
     </w:p>
     <w:p>
@@ -2964,7 +2964,7 @@
         </w:numPr>
       </w:pPr>
       <w:r>
-        <w:t>Signal[[PHONE_3]] (preferováno pro citlivou komunikaci)</w:t>
+        <w:t>Signal[[PHONE_2]] (preferováno pro citlivou komunikaci)</w:t>
       </w:r>
     </w:p>
     <w:p>
@@ -3738,7 +3738,7 @@
         </w:numPr>
       </w:pPr>
       <w:r>
-        <w:t>[[PHONE_8]]</w:t>
+        <w:t>[[PHONE_7]]</w:t>
       </w:r>
     </w:p>
     <w:p>
